--- a/lab_2/Отчет лаб 2.docx
+++ b/lab_2/Отчет лаб 2.docx
@@ -789,6 +789,7 @@
       <w:pPr>
         <w:rPr>
           <w:rFonts w:ascii="Times New Roman" w:hAnsi="Times New Roman" w:cs="Times New Roman"/>
+          <w:lang w:val="ru-RU"/>
         </w:rPr>
       </w:pPr>
       <w:r>
@@ -858,8 +859,565 @@
       <w:r>
         <w:rPr>
           <w:rFonts w:ascii="Times New Roman" w:hAnsi="Times New Roman" w:cs="Times New Roman"/>
-        </w:rPr>
-        <w:t>4.3. Разработка пользовательского интерфейса</w:t>
+          <w:lang w:val="ru-RU"/>
+        </w:rPr>
+        <w:t xml:space="preserve">4.3. </w:t>
+      </w:r>
+      <w:r>
+        <w:rPr>
+          <w:rFonts w:ascii="Times New Roman" w:hAnsi="Times New Roman" w:cs="Times New Roman"/>
+        </w:rPr>
+        <w:t>В рамках лабораторной работы был реализован разбор методов сжатия на основе считывания специализированных полей заголовков изображений:</w:t>
+      </w:r>
+    </w:p>
+    <w:p>
+      <w:pPr>
+        <w:numPr>
+          <w:ilvl w:val="0"/>
+          <w:numId w:val="6"/>
+        </w:numPr>
+        <w:rPr>
+          <w:rFonts w:ascii="Times New Roman" w:hAnsi="Times New Roman" w:cs="Times New Roman"/>
+        </w:rPr>
+      </w:pPr>
+      <w:r>
+        <w:rPr>
+          <w:rFonts w:ascii="Times New Roman" w:hAnsi="Times New Roman" w:cs="Times New Roman"/>
+        </w:rPr>
+        <w:t>BMP (Bitmap Image File)</w:t>
+      </w:r>
+    </w:p>
+    <w:p>
+      <w:pPr>
+        <w:numPr>
+          <w:ilvl w:val="1"/>
+          <w:numId w:val="6"/>
+        </w:numPr>
+        <w:tabs>
+          <w:tab w:val="num" w:pos="1440"/>
+        </w:tabs>
+        <w:rPr>
+          <w:rFonts w:ascii="Times New Roman" w:hAnsi="Times New Roman" w:cs="Times New Roman"/>
+        </w:rPr>
+      </w:pPr>
+      <w:r>
+        <w:rPr>
+          <w:rFonts w:ascii="Times New Roman" w:hAnsi="Times New Roman" w:cs="Times New Roman"/>
+        </w:rPr>
+        <w:t>Алгоритмы:</w:t>
+      </w:r>
+    </w:p>
+    <w:p>
+      <w:pPr>
+        <w:numPr>
+          <w:ilvl w:val="2"/>
+          <w:numId w:val="6"/>
+        </w:numPr>
+        <w:rPr>
+          <w:rFonts w:ascii="Times New Roman" w:hAnsi="Times New Roman" w:cs="Times New Roman"/>
+        </w:rPr>
+      </w:pPr>
+      <w:r>
+        <w:rPr>
+          <w:rFonts w:ascii="Times New Roman" w:hAnsi="Times New Roman" w:cs="Times New Roman"/>
+        </w:rPr>
+        <w:t>BI_RGB (код 0) — сжатие отсутствует (несжатый растр).</w:t>
+      </w:r>
+    </w:p>
+    <w:p>
+      <w:pPr>
+        <w:numPr>
+          <w:ilvl w:val="2"/>
+          <w:numId w:val="6"/>
+        </w:numPr>
+        <w:rPr>
+          <w:rFonts w:ascii="Times New Roman" w:hAnsi="Times New Roman" w:cs="Times New Roman"/>
+        </w:rPr>
+      </w:pPr>
+      <w:r>
+        <w:rPr>
+          <w:rFonts w:ascii="Times New Roman" w:hAnsi="Times New Roman" w:cs="Times New Roman"/>
+        </w:rPr>
+        <w:t>BI_RLE8 (код 1) / BI_RLE4 (код 2) — сжатие методом RLE (Run-Length Encoding — кодирование длин серий) для 8-битных и 4-битных изображений с палитрой.</w:t>
+      </w:r>
+    </w:p>
+    <w:p>
+      <w:pPr>
+        <w:numPr>
+          <w:ilvl w:val="2"/>
+          <w:numId w:val="6"/>
+        </w:numPr>
+        <w:rPr>
+          <w:rFonts w:ascii="Times New Roman" w:hAnsi="Times New Roman" w:cs="Times New Roman"/>
+        </w:rPr>
+      </w:pPr>
+      <w:r>
+        <w:rPr>
+          <w:rFonts w:ascii="Times New Roman" w:hAnsi="Times New Roman" w:cs="Times New Roman"/>
+        </w:rPr>
+        <w:t>BI_BITFIELDS (код 3) — сжатие отсутствует, используются битовые маски для каналов RGB.</w:t>
+      </w:r>
+    </w:p>
+    <w:p>
+      <w:pPr>
+        <w:numPr>
+          <w:ilvl w:val="1"/>
+          <w:numId w:val="6"/>
+        </w:numPr>
+        <w:tabs>
+          <w:tab w:val="num" w:pos="1440"/>
+        </w:tabs>
+        <w:rPr>
+          <w:rFonts w:ascii="Times New Roman" w:hAnsi="Times New Roman" w:cs="Times New Roman"/>
+        </w:rPr>
+      </w:pPr>
+      <w:r>
+        <w:rPr>
+          <w:rFonts w:ascii="Times New Roman" w:hAnsi="Times New Roman" w:cs="Times New Roman"/>
+        </w:rPr>
+        <w:t>Как определяется в коде: из заголовка BITMAPINFOHEADER по смещению 30 читается 4-байтное целое число readUInt32(), значение которого сопоставляется с кодом алгоритма.</w:t>
+      </w:r>
+    </w:p>
+    <w:p>
+      <w:pPr>
+        <w:numPr>
+          <w:ilvl w:val="0"/>
+          <w:numId w:val="6"/>
+        </w:numPr>
+        <w:rPr>
+          <w:rFonts w:ascii="Times New Roman" w:hAnsi="Times New Roman" w:cs="Times New Roman"/>
+        </w:rPr>
+      </w:pPr>
+      <w:r>
+        <w:rPr>
+          <w:rFonts w:ascii="Times New Roman" w:hAnsi="Times New Roman" w:cs="Times New Roman"/>
+        </w:rPr>
+        <w:t>PNG (Portable Network Graphics)</w:t>
+      </w:r>
+    </w:p>
+    <w:p>
+      <w:pPr>
+        <w:numPr>
+          <w:ilvl w:val="1"/>
+          <w:numId w:val="6"/>
+        </w:numPr>
+        <w:tabs>
+          <w:tab w:val="num" w:pos="1440"/>
+        </w:tabs>
+        <w:rPr>
+          <w:rFonts w:ascii="Times New Roman" w:hAnsi="Times New Roman" w:cs="Times New Roman"/>
+        </w:rPr>
+      </w:pPr>
+      <w:r>
+        <w:rPr>
+          <w:rFonts w:ascii="Times New Roman" w:hAnsi="Times New Roman" w:cs="Times New Roman"/>
+        </w:rPr>
+        <w:t>Алгоритм: Всегда использует алгоритм Deflate (комбинация алгоритма LZ77 и кодирования Хаффмана). Это алгоритм сжатия без потерь.</w:t>
+      </w:r>
+    </w:p>
+    <w:p>
+      <w:pPr>
+        <w:numPr>
+          <w:ilvl w:val="1"/>
+          <w:numId w:val="6"/>
+        </w:numPr>
+        <w:tabs>
+          <w:tab w:val="num" w:pos="1440"/>
+        </w:tabs>
+        <w:rPr>
+          <w:rFonts w:ascii="Times New Roman" w:hAnsi="Times New Roman" w:cs="Times New Roman"/>
+        </w:rPr>
+      </w:pPr>
+      <w:r>
+        <w:rPr>
+          <w:rFonts w:ascii="Times New Roman" w:hAnsi="Times New Roman" w:cs="Times New Roman"/>
+        </w:rPr>
+        <w:lastRenderedPageBreak/>
+        <w:t>Как определяется в коде: из ключевого чанка IHDR читается байт compression method (по смещению 10 внутри IHDR). Значение 0 обозначает стандартный метод Deflate/Inflate.</w:t>
+      </w:r>
+    </w:p>
+    <w:p>
+      <w:pPr>
+        <w:numPr>
+          <w:ilvl w:val="0"/>
+          <w:numId w:val="6"/>
+        </w:numPr>
+        <w:rPr>
+          <w:rFonts w:ascii="Times New Roman" w:hAnsi="Times New Roman" w:cs="Times New Roman"/>
+        </w:rPr>
+      </w:pPr>
+      <w:r>
+        <w:rPr>
+          <w:rFonts w:ascii="Times New Roman" w:hAnsi="Times New Roman" w:cs="Times New Roman"/>
+        </w:rPr>
+        <w:t>JPEG (Joint Photographic Experts Group)</w:t>
+      </w:r>
+    </w:p>
+    <w:p>
+      <w:pPr>
+        <w:numPr>
+          <w:ilvl w:val="1"/>
+          <w:numId w:val="6"/>
+        </w:numPr>
+        <w:tabs>
+          <w:tab w:val="num" w:pos="1440"/>
+        </w:tabs>
+        <w:rPr>
+          <w:rFonts w:ascii="Times New Roman" w:hAnsi="Times New Roman" w:cs="Times New Roman"/>
+        </w:rPr>
+      </w:pPr>
+      <w:r>
+        <w:rPr>
+          <w:rFonts w:ascii="Times New Roman" w:hAnsi="Times New Roman" w:cs="Times New Roman"/>
+        </w:rPr>
+        <w:t>Алгоритм: Использует сжатие с потерями на основе дискретного косинусного преобразования (DCT), квантования и кодирования Хаффмана.</w:t>
+      </w:r>
+    </w:p>
+    <w:p>
+      <w:pPr>
+        <w:numPr>
+          <w:ilvl w:val="1"/>
+          <w:numId w:val="6"/>
+        </w:numPr>
+        <w:tabs>
+          <w:tab w:val="num" w:pos="1440"/>
+        </w:tabs>
+        <w:rPr>
+          <w:rFonts w:ascii="Times New Roman" w:hAnsi="Times New Roman" w:cs="Times New Roman"/>
+        </w:rPr>
+      </w:pPr>
+      <w:r>
+        <w:rPr>
+          <w:rFonts w:ascii="Times New Roman" w:hAnsi="Times New Roman" w:cs="Times New Roman"/>
+        </w:rPr>
+        <w:t xml:space="preserve">Как определяется в коде: считываются маркеры сегментов JPEG. Маркеры 0xC0–0xC3 и 0xC5–0xC7 (SOF0–SOF7 — </w:t>
+      </w:r>
+      <w:r>
+        <w:rPr>
+          <w:rFonts w:ascii="Times New Roman" w:hAnsi="Times New Roman" w:cs="Times New Roman"/>
+          <w:i/>
+          <w:iCs/>
+        </w:rPr>
+        <w:t>Start of Frame</w:t>
+      </w:r>
+      <w:r>
+        <w:rPr>
+          <w:rFonts w:ascii="Times New Roman" w:hAnsi="Times New Roman" w:cs="Times New Roman"/>
+        </w:rPr>
+        <w:t>) указывают на использование DCT-сжатия (базовый или прогрессивный режим). Дополнительно считываются матрицы квантования (маркер 0xDB — DQT).</w:t>
+      </w:r>
+    </w:p>
+    <w:p>
+      <w:pPr>
+        <w:numPr>
+          <w:ilvl w:val="0"/>
+          <w:numId w:val="6"/>
+        </w:numPr>
+        <w:rPr>
+          <w:rFonts w:ascii="Times New Roman" w:hAnsi="Times New Roman" w:cs="Times New Roman"/>
+        </w:rPr>
+      </w:pPr>
+      <w:r>
+        <w:rPr>
+          <w:rFonts w:ascii="Times New Roman" w:hAnsi="Times New Roman" w:cs="Times New Roman"/>
+        </w:rPr>
+        <w:t>GIF (Graphics Interchange Format)</w:t>
+      </w:r>
+    </w:p>
+    <w:p>
+      <w:pPr>
+        <w:numPr>
+          <w:ilvl w:val="1"/>
+          <w:numId w:val="6"/>
+        </w:numPr>
+        <w:tabs>
+          <w:tab w:val="num" w:pos="1440"/>
+        </w:tabs>
+        <w:rPr>
+          <w:rFonts w:ascii="Times New Roman" w:hAnsi="Times New Roman" w:cs="Times New Roman"/>
+        </w:rPr>
+      </w:pPr>
+      <w:r>
+        <w:rPr>
+          <w:rFonts w:ascii="Times New Roman" w:hAnsi="Times New Roman" w:cs="Times New Roman"/>
+        </w:rPr>
+        <w:t>Алгоритм: Использует алгоритм сжатия без потерь LZW (Lempel-Ziv-Welch) с индексом палитры до 256 цветов (8 бит).</w:t>
+      </w:r>
+    </w:p>
+    <w:p>
+      <w:pPr>
+        <w:numPr>
+          <w:ilvl w:val="1"/>
+          <w:numId w:val="6"/>
+        </w:numPr>
+        <w:tabs>
+          <w:tab w:val="num" w:pos="1440"/>
+        </w:tabs>
+        <w:rPr>
+          <w:rFonts w:ascii="Times New Roman" w:hAnsi="Times New Roman" w:cs="Times New Roman"/>
+        </w:rPr>
+      </w:pPr>
+      <w:r>
+        <w:rPr>
+          <w:rFonts w:ascii="Times New Roman" w:hAnsi="Times New Roman" w:cs="Times New Roman"/>
+        </w:rPr>
+        <w:t>Как определяется в коде: Формат GIF жестко специфицирован под использование LZW. Алгоритм проверяет сигнатуру GIF87a / GIF89a в первых 6 байтах файла, что гарантирует применение LZW.</w:t>
+      </w:r>
+    </w:p>
+    <w:p>
+      <w:pPr>
+        <w:numPr>
+          <w:ilvl w:val="0"/>
+          <w:numId w:val="6"/>
+        </w:numPr>
+        <w:rPr>
+          <w:rFonts w:ascii="Times New Roman" w:hAnsi="Times New Roman" w:cs="Times New Roman"/>
+        </w:rPr>
+      </w:pPr>
+      <w:r>
+        <w:rPr>
+          <w:rFonts w:ascii="Times New Roman" w:hAnsi="Times New Roman" w:cs="Times New Roman"/>
+        </w:rPr>
+        <w:t>TIFF (Tagged Image File Format)</w:t>
+      </w:r>
+    </w:p>
+    <w:p>
+      <w:pPr>
+        <w:numPr>
+          <w:ilvl w:val="1"/>
+          <w:numId w:val="6"/>
+        </w:numPr>
+        <w:tabs>
+          <w:tab w:val="num" w:pos="1440"/>
+        </w:tabs>
+        <w:rPr>
+          <w:rFonts w:ascii="Times New Roman" w:hAnsi="Times New Roman" w:cs="Times New Roman"/>
+        </w:rPr>
+      </w:pPr>
+      <w:r>
+        <w:rPr>
+          <w:rFonts w:ascii="Times New Roman" w:hAnsi="Times New Roman" w:cs="Times New Roman"/>
+        </w:rPr>
+        <w:t>Алгоритмы:</w:t>
+      </w:r>
+    </w:p>
+    <w:p>
+      <w:pPr>
+        <w:numPr>
+          <w:ilvl w:val="2"/>
+          <w:numId w:val="6"/>
+        </w:numPr>
+        <w:rPr>
+          <w:rFonts w:ascii="Times New Roman" w:hAnsi="Times New Roman" w:cs="Times New Roman"/>
+        </w:rPr>
+      </w:pPr>
+      <w:r>
+        <w:rPr>
+          <w:rFonts w:ascii="Times New Roman" w:hAnsi="Times New Roman" w:cs="Times New Roman"/>
+        </w:rPr>
+        <w:t>Код 1 — Без сжатия (Uncompressed).</w:t>
+      </w:r>
+    </w:p>
+    <w:p>
+      <w:pPr>
+        <w:numPr>
+          <w:ilvl w:val="2"/>
+          <w:numId w:val="6"/>
+        </w:numPr>
+        <w:rPr>
+          <w:rFonts w:ascii="Times New Roman" w:hAnsi="Times New Roman" w:cs="Times New Roman"/>
+        </w:rPr>
+      </w:pPr>
+      <w:r>
+        <w:rPr>
+          <w:rFonts w:ascii="Times New Roman" w:hAnsi="Times New Roman" w:cs="Times New Roman"/>
+        </w:rPr>
+        <w:t>Код 5 — LZW.</w:t>
+      </w:r>
+    </w:p>
+    <w:p>
+      <w:pPr>
+        <w:numPr>
+          <w:ilvl w:val="2"/>
+          <w:numId w:val="6"/>
+        </w:numPr>
+        <w:rPr>
+          <w:rFonts w:ascii="Times New Roman" w:hAnsi="Times New Roman" w:cs="Times New Roman"/>
+        </w:rPr>
+      </w:pPr>
+      <w:r>
+        <w:rPr>
+          <w:rFonts w:ascii="Times New Roman" w:hAnsi="Times New Roman" w:cs="Times New Roman"/>
+        </w:rPr>
+        <w:t>Код 6 — JPEG (сжатие растра внутри TIFF с помощью DCT).</w:t>
+      </w:r>
+    </w:p>
+    <w:p>
+      <w:pPr>
+        <w:numPr>
+          <w:ilvl w:val="2"/>
+          <w:numId w:val="6"/>
+        </w:numPr>
+        <w:rPr>
+          <w:rFonts w:ascii="Times New Roman" w:hAnsi="Times New Roman" w:cs="Times New Roman"/>
+        </w:rPr>
+      </w:pPr>
+      <w:r>
+        <w:rPr>
+          <w:rFonts w:ascii="Times New Roman" w:hAnsi="Times New Roman" w:cs="Times New Roman"/>
+        </w:rPr>
+        <w:t>Коды 2, 3, 4 — алгоритмы сжатия фаппаратов/факсов (CCITT Group 3/4, RLE).</w:t>
+      </w:r>
+    </w:p>
+    <w:p>
+      <w:pPr>
+        <w:numPr>
+          <w:ilvl w:val="1"/>
+          <w:numId w:val="6"/>
+        </w:numPr>
+        <w:tabs>
+          <w:tab w:val="num" w:pos="1440"/>
+        </w:tabs>
+        <w:rPr>
+          <w:rFonts w:ascii="Times New Roman" w:hAnsi="Times New Roman" w:cs="Times New Roman"/>
+        </w:rPr>
+      </w:pPr>
+      <w:r>
+        <w:rPr>
+          <w:rFonts w:ascii="Times New Roman" w:hAnsi="Times New Roman" w:cs="Times New Roman"/>
+        </w:rPr>
+        <w:t>Как определяется в коде: считываются теги структуры IFD (</w:t>
+      </w:r>
+      <w:r>
+        <w:rPr>
+          <w:rFonts w:ascii="Times New Roman" w:hAnsi="Times New Roman" w:cs="Times New Roman"/>
+          <w:i/>
+          <w:iCs/>
+        </w:rPr>
+        <w:t>Image File Directory</w:t>
+      </w:r>
+      <w:r>
+        <w:rPr>
+          <w:rFonts w:ascii="Times New Roman" w:hAnsi="Times New Roman" w:cs="Times New Roman"/>
+        </w:rPr>
+        <w:t>). По тегу 259 (Compression) читается код используемого алгоритма.</w:t>
+      </w:r>
+    </w:p>
+    <w:p>
+      <w:pPr>
+        <w:numPr>
+          <w:ilvl w:val="0"/>
+          <w:numId w:val="6"/>
+        </w:numPr>
+        <w:rPr>
+          <w:rFonts w:ascii="Times New Roman" w:hAnsi="Times New Roman" w:cs="Times New Roman"/>
+        </w:rPr>
+      </w:pPr>
+      <w:r>
+        <w:rPr>
+          <w:rFonts w:ascii="Times New Roman" w:hAnsi="Times New Roman" w:cs="Times New Roman"/>
+        </w:rPr>
+        <w:t>PCX (Picture Exchange)</w:t>
+      </w:r>
+    </w:p>
+    <w:p>
+      <w:pPr>
+        <w:numPr>
+          <w:ilvl w:val="1"/>
+          <w:numId w:val="6"/>
+        </w:numPr>
+        <w:tabs>
+          <w:tab w:val="num" w:pos="1440"/>
+        </w:tabs>
+        <w:rPr>
+          <w:rFonts w:ascii="Times New Roman" w:hAnsi="Times New Roman" w:cs="Times New Roman"/>
+        </w:rPr>
+      </w:pPr>
+      <w:r>
+        <w:rPr>
+          <w:rFonts w:ascii="Times New Roman" w:hAnsi="Times New Roman" w:cs="Times New Roman"/>
+        </w:rPr>
+        <w:t>Алгоритм: Использует простой алгоритм сжатия без потерь RLE (Run-Length Encoding).</w:t>
+      </w:r>
+    </w:p>
+    <w:p>
+      <w:pPr>
+        <w:numPr>
+          <w:ilvl w:val="1"/>
+          <w:numId w:val="6"/>
+        </w:numPr>
+        <w:tabs>
+          <w:tab w:val="num" w:pos="1440"/>
+        </w:tabs>
+        <w:rPr>
+          <w:rFonts w:ascii="Times New Roman" w:hAnsi="Times New Roman" w:cs="Times New Roman"/>
+        </w:rPr>
+      </w:pPr>
+      <w:r>
+        <w:rPr>
+          <w:rFonts w:ascii="Times New Roman" w:hAnsi="Times New Roman" w:cs="Times New Roman"/>
+        </w:rPr>
+        <w:t>Как определяется в коде: по смещению 2 в 128-байтном заголовке считывается байт Encoding. Значение 1 соответствует RLE-сжатию, 0 — отсутствие сжатия.</w:t>
+      </w:r>
+    </w:p>
+    <w:p>
+      <w:pPr>
+        <w:rPr>
+          <w:rFonts w:ascii="Times New Roman" w:hAnsi="Times New Roman" w:cs="Times New Roman"/>
+        </w:rPr>
+      </w:pPr>
+      <w:r>
+        <w:rPr>
+          <w:rFonts w:ascii="Times New Roman" w:hAnsi="Times New Roman" w:cs="Times New Roman"/>
+          <w:lang w:val="ru-RU"/>
+        </w:rPr>
+        <w:t xml:space="preserve">4.4. </w:t>
+      </w:r>
+      <w:r>
+        <w:rPr>
+          <w:rFonts w:ascii="Times New Roman" w:hAnsi="Times New Roman" w:cs="Times New Roman"/>
+        </w:rPr>
+        <w:t>Для работы с файловой системой на стороне клиента используется HTML5 File API и атрибуты webkitdirectory и multiple. При выборе пользователем корневой папки, встроенный движок браузера осуществляет рекурсивный обход дерева каталогов (алгоритм обхода дерева/графа) и формирует плоский список всех содержащихся файлов FileList.</w:t>
+      </w:r>
+    </w:p>
+    <w:p>
+      <w:pPr>
+        <w:rPr>
+          <w:rFonts w:ascii="Times New Roman" w:hAnsi="Times New Roman" w:cs="Times New Roman"/>
+          <w:lang w:val="ru-RU"/>
+        </w:rPr>
+      </w:pPr>
+      <w:r>
+        <w:rPr>
+          <w:rFonts w:ascii="Times New Roman" w:hAnsi="Times New Roman" w:cs="Times New Roman"/>
+        </w:rPr>
+        <w:t>Далее JavaScript-скрипт выполняет фильтрацию массива по допустимым расширениям (.jpg, .png, .gif, .bmp, .tiff, .pcx) и передает каждый файл во входящую очередь асинхронного парсера.</w:t>
+      </w:r>
+    </w:p>
+    <w:p>
+      <w:pPr>
+        <w:rPr>
+          <w:rFonts w:ascii="Times New Roman" w:hAnsi="Times New Roman" w:cs="Times New Roman"/>
+        </w:rPr>
+      </w:pPr>
+      <w:r>
+        <w:rPr>
+          <w:rFonts w:ascii="Times New Roman" w:hAnsi="Times New Roman" w:cs="Times New Roman"/>
+        </w:rPr>
+        <w:t>4.</w:t>
+      </w:r>
+      <w:r>
+        <w:rPr>
+          <w:rFonts w:ascii="Times New Roman" w:hAnsi="Times New Roman" w:cs="Times New Roman"/>
+          <w:lang w:val="ru-RU"/>
+        </w:rPr>
+        <w:t>5</w:t>
+      </w:r>
+      <w:r>
+        <w:rPr>
+          <w:rFonts w:ascii="Times New Roman" w:hAnsi="Times New Roman" w:cs="Times New Roman"/>
+        </w:rPr>
+        <w:t>. Разработка пользовательского интерфейса</w:t>
       </w:r>
     </w:p>
     <w:p>
@@ -1035,21 +1593,125 @@
         <w:rPr>
           <w:rFonts w:ascii="Times New Roman" w:hAnsi="Times New Roman" w:cs="Times New Roman"/>
         </w:rPr>
+        <w:lastRenderedPageBreak/>
         <w:t>5. Вывод</w:t>
       </w:r>
     </w:p>
     <w:p>
       <w:pPr>
         <w:rPr>
-          <w:rFonts w:ascii="Times New Roman" w:hAnsi="Times New Roman" w:cs="Times New Roman"/>
-        </w:rPr>
-      </w:pPr>
-      <w:r>
-        <w:rPr>
-          <w:rFonts w:ascii="Times New Roman" w:hAnsi="Times New Roman" w:cs="Times New Roman"/>
-        </w:rPr>
-        <w:t xml:space="preserve">В ходе лабораторной работы было разработано высокопроизводительное веб-приложение для аналитической обработки и ручного парсинга заголовков растровых изображений. На практике изучены бинарные структуры файлов форматов JPG, PNG, GIF, BMP, TIFF и PCX. Реализованные алгоритмы осуществляют корректную валидацию, расчет физического разрешения (DPI), определение способов сжатия и глубины цвета без использования сторонних графических библиотек. Показывается высокая скорость работы (обработка десятков файлов занимает несколько десятков миллисекунд). </w:t>
-      </w:r>
+          <w:lang w:val="ru-RU"/>
+        </w:rPr>
+      </w:pPr>
+      <w:r>
+        <w:rPr>
+          <w:rFonts w:ascii="Times New Roman" w:hAnsi="Times New Roman" w:cs="Times New Roman"/>
+        </w:rPr>
+        <w:t>В ходе лабораторной работы было разработано высокопроизводительное веб-приложение на базе HTML5 File API и DataView для анализа и бинарного парсинга заголовков растровых изображений без использования сторонних графических библиотек.</w:t>
+      </w:r>
+      <w:r>
+        <w:rPr>
+          <w:rFonts w:ascii="Times New Roman" w:hAnsi="Times New Roman" w:cs="Times New Roman"/>
+          <w:lang w:val="ru-RU"/>
+        </w:rPr>
+        <w:t xml:space="preserve"> </w:t>
+      </w:r>
+      <w:r>
+        <w:rPr>
+          <w:rFonts w:ascii="Times New Roman" w:hAnsi="Times New Roman" w:cs="Times New Roman"/>
+        </w:rPr>
+        <w:t>На практике изучена бинарная структура заголовков файлов JPG, PNG, GIF, BMP, TIFF и PCX. Реализованы алгоритмы прямой проверки сигнатур (Magic Bytes), расчета физического разрешения (DPI) и валидации целостности файлов путем сравнения фактического размера с размером, зафиксированным в заголовке.</w:t>
+      </w:r>
+      <w:r>
+        <w:rPr>
+          <w:rFonts w:ascii="Times New Roman" w:hAnsi="Times New Roman" w:cs="Times New Roman"/>
+          <w:lang w:val="ru-RU"/>
+        </w:rPr>
+        <w:t xml:space="preserve"> </w:t>
+      </w:r>
+      <w:r>
+        <w:rPr>
+          <w:rFonts w:ascii="Times New Roman" w:hAnsi="Times New Roman" w:cs="Times New Roman"/>
+        </w:rPr>
+        <w:t>Реализовано определение способов сжатия на основе анализа специализированных байтов и тегов заголовков:</w:t>
+      </w:r>
+      <w:r>
+        <w:t xml:space="preserve"> </w:t>
+      </w:r>
+      <w:r>
+        <w:rPr>
+          <w:rFonts w:ascii="Times New Roman" w:hAnsi="Times New Roman" w:cs="Times New Roman"/>
+        </w:rPr>
+        <w:t>BMP: сжатие без потерь по алгоритмам BI_RLE8 / BI_RLE4 (Run-Length Encoding) и несжатый режим BI_RGB; PNG: алгоритм сжатия без потерь Deflate (сочетание LZ77 и кодирования Хаффмана);</w:t>
+      </w:r>
+      <w:r>
+        <w:t xml:space="preserve"> </w:t>
+      </w:r>
+      <w:r>
+        <w:rPr>
+          <w:rFonts w:ascii="Times New Roman" w:hAnsi="Times New Roman" w:cs="Times New Roman"/>
+        </w:rPr>
+        <w:t>JPEG: сжатие с потерями на основе дискретного косинусного преобразования (DCT) и матриц квантования (маркеры SOF/DQT);</w:t>
+      </w:r>
+      <w:r>
+        <w:t xml:space="preserve"> </w:t>
+      </w:r>
+      <w:r>
+        <w:rPr>
+          <w:rFonts w:ascii="Times New Roman" w:hAnsi="Times New Roman" w:cs="Times New Roman"/>
+        </w:rPr>
+        <w:t>GIF: алгоритм сжатия палитровых изображений LZW (Lempel-Ziv-Welch);</w:t>
+      </w:r>
+      <w:r>
+        <w:t xml:space="preserve"> </w:t>
+      </w:r>
+      <w:r>
+        <w:rPr>
+          <w:rFonts w:ascii="Times New Roman" w:hAnsi="Times New Roman" w:cs="Times New Roman"/>
+        </w:rPr>
+        <w:t>TIFF: поддержка алгоритмов LZW, JPEG-сжатия и несжатого формата (анализ тега Compression в IFD);</w:t>
+      </w:r>
+      <w:r>
+        <w:t xml:space="preserve"> </w:t>
+      </w:r>
+      <w:r>
+        <w:rPr>
+          <w:rFonts w:ascii="Times New Roman" w:hAnsi="Times New Roman" w:cs="Times New Roman"/>
+        </w:rPr>
+        <w:t>PCX: алгоритм сжатия длин серий RLE.</w:t>
+      </w:r>
+      <w:r>
+        <w:rPr>
+          <w:rFonts w:ascii="Times New Roman" w:hAnsi="Times New Roman" w:cs="Times New Roman"/>
+        </w:rPr>
+        <w:t xml:space="preserve"> </w:t>
+      </w:r>
+      <w:r>
+        <w:rPr>
+          <w:rFonts w:ascii="Times New Roman" w:hAnsi="Times New Roman" w:cs="Times New Roman"/>
+        </w:rPr>
+        <w:t>Реализован механизм взаимодействия с файловой системой браузера с использованием атрибута webkitdirectory и HTML5 File API. Браузер осуществляет рекурсивный обход дерева каталогов файловой системы, формируя плоский список файлов (FileList). На стороне клиента реализована фильтрация и асинхронная очередь обработки считываемых байтовых массивов (ArrayBuffer), что позволяет обрабатывать как отдельные файлы, так и иерархические структуры папок любой вложенности без нагрузки на серверную часть.</w:t>
+      </w:r>
+      <w:r>
+        <w:rPr>
+          <w:rFonts w:ascii="Times New Roman" w:hAnsi="Times New Roman" w:cs="Times New Roman"/>
+          <w:lang w:val="ru-RU"/>
+        </w:rPr>
+        <w:t xml:space="preserve"> </w:t>
+      </w:r>
+      <w:r>
+        <w:rPr>
+          <w:rFonts w:ascii="Times New Roman" w:hAnsi="Times New Roman" w:cs="Times New Roman"/>
+        </w:rPr>
+        <w:t>Приложение продемонстрировало высокую скорость работы: пакетная обработка и парсинг метаданных нескольких десятков файлов занимает менее нескольких десятков миллисекунд благодаря прямому доступу к буферу памяти.</w:t>
+      </w:r>
+    </w:p>
+    <w:p>
+      <w:pPr>
+        <w:rPr>
+          <w:rFonts w:ascii="Times New Roman" w:hAnsi="Times New Roman" w:cs="Times New Roman"/>
+        </w:rPr>
+      </w:pPr>
     </w:p>
     <w:p>
       <w:pPr>
@@ -1337,6 +1999,155 @@
     </w:lvl>
   </w:abstractNum>
   <w:abstractNum w:abstractNumId="2" w15:restartNumberingAfterBreak="0">
+    <w:nsid w:val="3B8514C6"/>
+    <w:multiLevelType w:val="multilevel"/>
+    <w:tmpl w:val="36688C04"/>
+    <w:lvl w:ilvl="0">
+      <w:start w:val="1"/>
+      <w:numFmt w:val="bullet"/>
+      <w:lvlText w:val=""/>
+      <w:lvlJc w:val="left"/>
+      <w:pPr>
+        <w:tabs>
+          <w:tab w:val="num" w:pos="720"/>
+        </w:tabs>
+        <w:ind w:left="720" w:hanging="360"/>
+      </w:pPr>
+      <w:rPr>
+        <w:rFonts w:ascii="Symbol" w:hAnsi="Symbol" w:hint="default"/>
+        <w:sz w:val="20"/>
+      </w:rPr>
+    </w:lvl>
+    <w:lvl w:ilvl="1" w:tentative="1">
+      <w:start w:val="1"/>
+      <w:numFmt w:val="bullet"/>
+      <w:lvlText w:val="o"/>
+      <w:lvlJc w:val="left"/>
+      <w:pPr>
+        <w:tabs>
+          <w:tab w:val="num" w:pos="1440"/>
+        </w:tabs>
+        <w:ind w:left="1440" w:hanging="360"/>
+      </w:pPr>
+      <w:rPr>
+        <w:rFonts w:ascii="Courier New" w:hAnsi="Courier New" w:hint="default"/>
+        <w:sz w:val="20"/>
+      </w:rPr>
+    </w:lvl>
+    <w:lvl w:ilvl="2" w:tentative="1">
+      <w:start w:val="1"/>
+      <w:numFmt w:val="bullet"/>
+      <w:lvlText w:val=""/>
+      <w:lvlJc w:val="left"/>
+      <w:pPr>
+        <w:tabs>
+          <w:tab w:val="num" w:pos="2160"/>
+        </w:tabs>
+        <w:ind w:left="2160" w:hanging="360"/>
+      </w:pPr>
+      <w:rPr>
+        <w:rFonts w:ascii="Wingdings" w:hAnsi="Wingdings" w:hint="default"/>
+        <w:sz w:val="20"/>
+      </w:rPr>
+    </w:lvl>
+    <w:lvl w:ilvl="3" w:tentative="1">
+      <w:start w:val="1"/>
+      <w:numFmt w:val="bullet"/>
+      <w:lvlText w:val=""/>
+      <w:lvlJc w:val="left"/>
+      <w:pPr>
+        <w:tabs>
+          <w:tab w:val="num" w:pos="2880"/>
+        </w:tabs>
+        <w:ind w:left="2880" w:hanging="360"/>
+      </w:pPr>
+      <w:rPr>
+        <w:rFonts w:ascii="Wingdings" w:hAnsi="Wingdings" w:hint="default"/>
+        <w:sz w:val="20"/>
+      </w:rPr>
+    </w:lvl>
+    <w:lvl w:ilvl="4" w:tentative="1">
+      <w:start w:val="1"/>
+      <w:numFmt w:val="bullet"/>
+      <w:lvlText w:val=""/>
+      <w:lvlJc w:val="left"/>
+      <w:pPr>
+        <w:tabs>
+          <w:tab w:val="num" w:pos="3600"/>
+        </w:tabs>
+        <w:ind w:left="3600" w:hanging="360"/>
+      </w:pPr>
+      <w:rPr>
+        <w:rFonts w:ascii="Wingdings" w:hAnsi="Wingdings" w:hint="default"/>
+        <w:sz w:val="20"/>
+      </w:rPr>
+    </w:lvl>
+    <w:lvl w:ilvl="5" w:tentative="1">
+      <w:start w:val="1"/>
+      <w:numFmt w:val="bullet"/>
+      <w:lvlText w:val=""/>
+      <w:lvlJc w:val="left"/>
+      <w:pPr>
+        <w:tabs>
+          <w:tab w:val="num" w:pos="4320"/>
+        </w:tabs>
+        <w:ind w:left="4320" w:hanging="360"/>
+      </w:pPr>
+      <w:rPr>
+        <w:rFonts w:ascii="Wingdings" w:hAnsi="Wingdings" w:hint="default"/>
+        <w:sz w:val="20"/>
+      </w:rPr>
+    </w:lvl>
+    <w:lvl w:ilvl="6" w:tentative="1">
+      <w:start w:val="1"/>
+      <w:numFmt w:val="bullet"/>
+      <w:lvlText w:val=""/>
+      <w:lvlJc w:val="left"/>
+      <w:pPr>
+        <w:tabs>
+          <w:tab w:val="num" w:pos="5040"/>
+        </w:tabs>
+        <w:ind w:left="5040" w:hanging="360"/>
+      </w:pPr>
+      <w:rPr>
+        <w:rFonts w:ascii="Wingdings" w:hAnsi="Wingdings" w:hint="default"/>
+        <w:sz w:val="20"/>
+      </w:rPr>
+    </w:lvl>
+    <w:lvl w:ilvl="7" w:tentative="1">
+      <w:start w:val="1"/>
+      <w:numFmt w:val="bullet"/>
+      <w:lvlText w:val=""/>
+      <w:lvlJc w:val="left"/>
+      <w:pPr>
+        <w:tabs>
+          <w:tab w:val="num" w:pos="5760"/>
+        </w:tabs>
+        <w:ind w:left="5760" w:hanging="360"/>
+      </w:pPr>
+      <w:rPr>
+        <w:rFonts w:ascii="Wingdings" w:hAnsi="Wingdings" w:hint="default"/>
+        <w:sz w:val="20"/>
+      </w:rPr>
+    </w:lvl>
+    <w:lvl w:ilvl="8" w:tentative="1">
+      <w:start w:val="1"/>
+      <w:numFmt w:val="bullet"/>
+      <w:lvlText w:val=""/>
+      <w:lvlJc w:val="left"/>
+      <w:pPr>
+        <w:tabs>
+          <w:tab w:val="num" w:pos="6480"/>
+        </w:tabs>
+        <w:ind w:left="6480" w:hanging="360"/>
+      </w:pPr>
+      <w:rPr>
+        <w:rFonts w:ascii="Wingdings" w:hAnsi="Wingdings" w:hint="default"/>
+        <w:sz w:val="20"/>
+      </w:rPr>
+    </w:lvl>
+  </w:abstractNum>
+  <w:abstractNum w:abstractNumId="3" w15:restartNumberingAfterBreak="0">
     <w:nsid w:val="43984FE2"/>
     <w:multiLevelType w:val="multilevel"/>
     <w:tmpl w:val="7966C39E"/>
@@ -1482,7 +2293,7 @@
       </w:rPr>
     </w:lvl>
   </w:abstractNum>
-  <w:abstractNum w:abstractNumId="3" w15:restartNumberingAfterBreak="0">
+  <w:abstractNum w:abstractNumId="4" w15:restartNumberingAfterBreak="0">
     <w:nsid w:val="556F59C5"/>
     <w:multiLevelType w:val="multilevel"/>
     <w:tmpl w:val="7966C39E"/>
@@ -1628,7 +2439,7 @@
       </w:rPr>
     </w:lvl>
   </w:abstractNum>
-  <w:abstractNum w:abstractNumId="4" w15:restartNumberingAfterBreak="0">
+  <w:abstractNum w:abstractNumId="5" w15:restartNumberingAfterBreak="0">
     <w:nsid w:val="5B65078B"/>
     <w:multiLevelType w:val="multilevel"/>
     <w:tmpl w:val="7966C39E"/>
@@ -1738,19 +2549,115 @@
       </w:pPr>
     </w:lvl>
   </w:abstractNum>
+  <w:abstractNum w:abstractNumId="6" w15:restartNumberingAfterBreak="0">
+    <w:nsid w:val="65A128F4"/>
+    <w:multiLevelType w:val="multilevel"/>
+    <w:tmpl w:val="1000001D"/>
+    <w:lvl w:ilvl="0">
+      <w:start w:val="1"/>
+      <w:numFmt w:val="decimal"/>
+      <w:lvlText w:val="%1)"/>
+      <w:lvlJc w:val="left"/>
+      <w:pPr>
+        <w:ind w:left="360" w:hanging="360"/>
+      </w:pPr>
+    </w:lvl>
+    <w:lvl w:ilvl="1">
+      <w:start w:val="1"/>
+      <w:numFmt w:val="lowerLetter"/>
+      <w:lvlText w:val="%2)"/>
+      <w:lvlJc w:val="left"/>
+      <w:pPr>
+        <w:ind w:left="720" w:hanging="360"/>
+      </w:pPr>
+    </w:lvl>
+    <w:lvl w:ilvl="2">
+      <w:start w:val="1"/>
+      <w:numFmt w:val="lowerRoman"/>
+      <w:lvlText w:val="%3)"/>
+      <w:lvlJc w:val="left"/>
+      <w:pPr>
+        <w:ind w:left="1080" w:hanging="360"/>
+      </w:pPr>
+      <w:rPr>
+        <w:rFonts w:hint="default"/>
+        <w:sz w:val="20"/>
+      </w:rPr>
+    </w:lvl>
+    <w:lvl w:ilvl="3">
+      <w:start w:val="1"/>
+      <w:numFmt w:val="decimal"/>
+      <w:lvlText w:val="(%4)"/>
+      <w:lvlJc w:val="left"/>
+      <w:pPr>
+        <w:ind w:left="1440" w:hanging="360"/>
+      </w:pPr>
+    </w:lvl>
+    <w:lvl w:ilvl="4">
+      <w:start w:val="1"/>
+      <w:numFmt w:val="lowerLetter"/>
+      <w:lvlText w:val="(%5)"/>
+      <w:lvlJc w:val="left"/>
+      <w:pPr>
+        <w:ind w:left="1800" w:hanging="360"/>
+      </w:pPr>
+    </w:lvl>
+    <w:lvl w:ilvl="5">
+      <w:start w:val="1"/>
+      <w:numFmt w:val="lowerRoman"/>
+      <w:lvlText w:val="(%6)"/>
+      <w:lvlJc w:val="left"/>
+      <w:pPr>
+        <w:ind w:left="2160" w:hanging="360"/>
+      </w:pPr>
+    </w:lvl>
+    <w:lvl w:ilvl="6">
+      <w:start w:val="1"/>
+      <w:numFmt w:val="decimal"/>
+      <w:lvlText w:val="%7."/>
+      <w:lvlJc w:val="left"/>
+      <w:pPr>
+        <w:ind w:left="2520" w:hanging="360"/>
+      </w:pPr>
+    </w:lvl>
+    <w:lvl w:ilvl="7">
+      <w:start w:val="1"/>
+      <w:numFmt w:val="lowerLetter"/>
+      <w:lvlText w:val="%8."/>
+      <w:lvlJc w:val="left"/>
+      <w:pPr>
+        <w:ind w:left="2880" w:hanging="360"/>
+      </w:pPr>
+    </w:lvl>
+    <w:lvl w:ilvl="8">
+      <w:start w:val="1"/>
+      <w:numFmt w:val="lowerRoman"/>
+      <w:lvlText w:val="%9."/>
+      <w:lvlJc w:val="left"/>
+      <w:pPr>
+        <w:ind w:left="3240" w:hanging="360"/>
+      </w:pPr>
+    </w:lvl>
+  </w:abstractNum>
   <w:num w:numId="1" w16cid:durableId="1471829272">
-    <w:abstractNumId w:val="4"/>
+    <w:abstractNumId w:val="5"/>
   </w:num>
   <w:num w:numId="2" w16cid:durableId="85275">
     <w:abstractNumId w:val="0"/>
   </w:num>
   <w:num w:numId="3" w16cid:durableId="787243305">
-    <w:abstractNumId w:val="3"/>
+    <w:abstractNumId w:val="4"/>
   </w:num>
   <w:num w:numId="4" w16cid:durableId="413863911">
     <w:abstractNumId w:val="1"/>
   </w:num>
   <w:num w:numId="5" w16cid:durableId="188563922">
+    <w:abstractNumId w:val="3"/>
+  </w:num>
+  <w:num w:numId="6" w16cid:durableId="2099791888">
+    <w:abstractNumId w:val="6"/>
+  </w:num>
+  <w:num w:numId="7" w16cid:durableId="199906168">
     <w:abstractNumId w:val="2"/>
   </w:num>
 </w:numbering>
@@ -2672,6 +3579,19 @@
       <w:spacing w:val="5"/>
     </w:rPr>
   </w:style>
+  <w:style w:type="paragraph" w:styleId="ac">
+    <w:name w:val="Normal (Web)"/>
+    <w:basedOn w:val="a"/>
+    <w:uiPriority w:val="99"/>
+    <w:semiHidden/>
+    <w:unhideWhenUsed/>
+    <w:rsid w:val="00632A4D"/>
+    <w:rPr>
+      <w:rFonts w:ascii="Times New Roman" w:hAnsi="Times New Roman" w:cs="Times New Roman"/>
+      <w:sz w:val="24"/>
+      <w:szCs w:val="24"/>
+    </w:rPr>
+  </w:style>
 </w:styles>
 </file>
 
